--- a/Documents/TP4_Phase3_MVP.docx
+++ b/Documents/TP4_Phase3_MVP.docx
@@ -35,6 +35,12 @@
         </w:rPr>
         <w:t xml:space="preserve">de l’équipe : </w:t>
       </w:r>
+      <w:r>
+        <w:rPr>
+          <w:lang w:val="fr-CA"/>
+        </w:rPr>
+        <w:t>Thomas Lajoie et Mirko Brlek</w:t>
+      </w:r>
     </w:p>
     <w:p>
       <w:pPr>
@@ -47,6 +53,12 @@
           <w:lang w:val="fr-CA"/>
         </w:rPr>
         <w:t xml:space="preserve">Groupe : </w:t>
+      </w:r>
+      <w:r>
+        <w:rPr>
+          <w:lang w:val="fr-CA"/>
+        </w:rPr>
+        <w:t>1010</w:t>
       </w:r>
     </w:p>
     <w:p>
@@ -93,11 +105,6 @@
           <w:lang w:val="fr-CA"/>
         </w:rPr>
         <w:br/>
-      </w:r>
-      <w:r>
-        <w:rPr>
-          <w:lang w:val="fr-CA"/>
-        </w:rPr>
         <w:t>- Fonctionnalités présentes</w:t>
       </w:r>
       <w:r>
@@ -358,12 +365,12 @@
       </w:r>
     </w:p>
     <w:sectPr>
-      <w:headerReference w:type="even" r:id="rId8"/>
-      <w:headerReference w:type="default" r:id="rId9"/>
-      <w:footerReference w:type="even" r:id="rId10"/>
-      <w:footerReference w:type="default" r:id="rId11"/>
-      <w:headerReference w:type="first" r:id="rId12"/>
-      <w:footerReference w:type="first" r:id="rId13"/>
+      <w:headerReference w:type="even" r:id="rId11"/>
+      <w:headerReference w:type="default" r:id="rId12"/>
+      <w:footerReference w:type="even" r:id="rId13"/>
+      <w:footerReference w:type="default" r:id="rId14"/>
+      <w:headerReference w:type="first" r:id="rId15"/>
+      <w:footerReference w:type="first" r:id="rId16"/>
       <w:pgSz w:w="12240" w:h="15840"/>
       <w:pgMar w:top="1440" w:right="1800" w:bottom="1440" w:left="1800" w:header="720" w:footer="720" w:gutter="0"/>
       <w:cols w:space="720"/>
@@ -12390,10 +12397,23 @@
 </file>
 
 <file path=customXml/item1.xml><?xml version="1.0" encoding="utf-8"?>
-<b:Sources xmlns:b="http://schemas.openxmlformats.org/officeDocument/2006/bibliography" xmlns="http://schemas.openxmlformats.org/officeDocument/2006/bibliography" SelectedStyle="/APA.XSL" StyleName="APA"/>
+<p:properties xmlns:p="http://schemas.microsoft.com/office/2006/metadata/properties" xmlns:xsi="http://www.w3.org/2001/XMLSchema-instance" xmlns:pc="http://schemas.microsoft.com/office/infopath/2007/PartnerControls">
+  <documentManagement>
+    <ReferenceId xmlns="58914a97-80a9-4312-8427-8216aff5104f" xsi:nil="true"/>
+  </documentManagement>
+</p:properties>
 </file>
 
 <file path=customXml/item2.xml><?xml version="1.0" encoding="utf-8"?>
+<?mso-contentType ?>
+<FormTemplates xmlns="http://schemas.microsoft.com/sharepoint/v3/contenttype/forms">
+  <Display>DocumentLibraryForm</Display>
+  <Edit>DocumentLibraryForm</Edit>
+  <New>DocumentLibraryForm</New>
+</FormTemplates>
+</file>
+
+<file path=customXml/item3.xml><?xml version="1.0" encoding="utf-8"?>
 <ct:contentTypeSchema xmlns:ct="http://schemas.microsoft.com/office/2006/metadata/contentType" xmlns:ma="http://schemas.microsoft.com/office/2006/metadata/properties/metaAttributes" ct:_="" ma:_="" ma:contentTypeName="Document" ma:contentTypeID="0x010100DE0DFEAB65B93E4C9A51969E6C8EA979" ma:contentTypeVersion="4" ma:contentTypeDescription="Crée un document." ma:contentTypeScope="" ma:versionID="d6ae60a39aa4a9184a24f87e1d1de576">
   <xsd:schema xmlns:xsd="http://www.w3.org/2001/XMLSchema" xmlns:xs="http://www.w3.org/2001/XMLSchema" xmlns:p="http://schemas.microsoft.com/office/2006/metadata/properties" xmlns:ns2="58914a97-80a9-4312-8427-8216aff5104f" targetNamespace="http://schemas.microsoft.com/office/2006/metadata/properties" ma:root="true" ma:fieldsID="a402ca9776b18f94a58572205b9caeb4" ns2:_="">
     <xsd:import namespace="58914a97-80a9-4312-8427-8216aff5104f"/>
@@ -12537,39 +12557,50 @@
 </ct:contentTypeSchema>
 </file>
 
-<file path=customXml/item3.xml><?xml version="1.0" encoding="utf-8"?>
-<?mso-contentType ?>
-<FormTemplates xmlns="http://schemas.microsoft.com/sharepoint/v3/contenttype/forms">
-  <Display>DocumentLibraryForm</Display>
-  <Edit>DocumentLibraryForm</Edit>
-  <New>DocumentLibraryForm</New>
-</FormTemplates>
-</file>
-
 <file path=customXml/item4.xml><?xml version="1.0" encoding="utf-8"?>
-<p:properties xmlns:p="http://schemas.microsoft.com/office/2006/metadata/properties" xmlns:xsi="http://www.w3.org/2001/XMLSchema-instance" xmlns:pc="http://schemas.microsoft.com/office/infopath/2007/PartnerControls">
-  <documentManagement>
-    <ReferenceId xmlns="58914a97-80a9-4312-8427-8216aff5104f" xsi:nil="true"/>
-  </documentManagement>
-</p:properties>
+<b:Sources xmlns:b="http://schemas.openxmlformats.org/officeDocument/2006/bibliography" xmlns="http://schemas.openxmlformats.org/officeDocument/2006/bibliography" SelectedStyle="/APA.XSL" StyleName="APA"/>
 </file>
 
 <file path=customXml/itemProps1.xml><?xml version="1.0" encoding="utf-8"?>
+<ds:datastoreItem xmlns:ds="http://schemas.openxmlformats.org/officeDocument/2006/customXml" ds:itemID="{C6939983-A34A-428D-9115-86628A5A6184}">
+  <ds:schemaRefs>
+    <ds:schemaRef ds:uri="http://schemas.microsoft.com/office/2006/metadata/properties"/>
+    <ds:schemaRef ds:uri="http://schemas.microsoft.com/office/infopath/2007/PartnerControls"/>
+    <ds:schemaRef ds:uri="58914a97-80a9-4312-8427-8216aff5104f"/>
+  </ds:schemaRefs>
+</ds:datastoreItem>
+</file>
+
+<file path=customXml/itemProps2.xml><?xml version="1.0" encoding="utf-8"?>
+<ds:datastoreItem xmlns:ds="http://schemas.openxmlformats.org/officeDocument/2006/customXml" ds:itemID="{2BE07A57-CC5F-499A-8153-E27B3A85C012}">
+  <ds:schemaRefs>
+    <ds:schemaRef ds:uri="http://schemas.microsoft.com/sharepoint/v3/contenttype/forms"/>
+  </ds:schemaRefs>
+</ds:datastoreItem>
+</file>
+
+<file path=customXml/itemProps3.xml><?xml version="1.0" encoding="utf-8"?>
+<ds:datastoreItem xmlns:ds="http://schemas.openxmlformats.org/officeDocument/2006/customXml" ds:itemID="{6BEC4119-5531-4361-BAD2-DF3783CD787E}">
+  <ds:schemaRefs>
+    <ds:schemaRef ds:uri="http://schemas.microsoft.com/office/2006/metadata/contentType"/>
+    <ds:schemaRef ds:uri="http://schemas.microsoft.com/office/2006/metadata/properties/metaAttributes"/>
+    <ds:schemaRef ds:uri="http://www.w3.org/2001/XMLSchema"/>
+    <ds:schemaRef ds:uri="http://schemas.microsoft.com/office/2006/metadata/properties"/>
+    <ds:schemaRef ds:uri="58914a97-80a9-4312-8427-8216aff5104f"/>
+    <ds:schemaRef ds:uri="http://schemas.microsoft.com/office/2006/documentManagement/types"/>
+    <ds:schemaRef ds:uri="http://schemas.microsoft.com/office/infopath/2007/PartnerControls"/>
+    <ds:schemaRef ds:uri="http://schemas.openxmlformats.org/package/2006/metadata/core-properties"/>
+    <ds:schemaRef ds:uri="http://purl.org/dc/elements/1.1/"/>
+    <ds:schemaRef ds:uri="http://purl.org/dc/terms/"/>
+    <ds:schemaRef ds:uri="http://schemas.microsoft.com/internal/obd"/>
+  </ds:schemaRefs>
+</ds:datastoreItem>
+</file>
+
+<file path=customXml/itemProps4.xml><?xml version="1.0" encoding="utf-8"?>
 <ds:datastoreItem xmlns:ds="http://schemas.openxmlformats.org/officeDocument/2006/customXml" ds:itemID="{EF278816-EC6F-A645-907D-7F25AECB1D4A}">
   <ds:schemaRefs>
     <ds:schemaRef ds:uri="http://schemas.openxmlformats.org/officeDocument/2006/bibliography"/>
   </ds:schemaRefs>
 </ds:datastoreItem>
-</file>
-
-<file path=customXml/itemProps2.xml><?xml version="1.0" encoding="utf-8"?>
-<ds:datastoreItem xmlns:ds="http://schemas.openxmlformats.org/officeDocument/2006/customXml" ds:itemID="{6BEC4119-5531-4361-BAD2-DF3783CD787E}"/>
-</file>
-
-<file path=customXml/itemProps3.xml><?xml version="1.0" encoding="utf-8"?>
-<ds:datastoreItem xmlns:ds="http://schemas.openxmlformats.org/officeDocument/2006/customXml" ds:itemID="{2BE07A57-CC5F-499A-8153-E27B3A85C012}"/>
-</file>
-
-<file path=customXml/itemProps4.xml><?xml version="1.0" encoding="utf-8"?>
-<ds:datastoreItem xmlns:ds="http://schemas.openxmlformats.org/officeDocument/2006/customXml" ds:itemID="{C6939983-A34A-428D-9115-86628A5A6184}"/>
 </file>
--- a/Documents/TP4_Phase3_MVP.docx
+++ b/Documents/TP4_Phase3_MVP.docx
@@ -85,61 +85,111 @@
         <w:rPr>
           <w:lang w:val="fr-CA"/>
         </w:rPr>
-        <w:t>Décrivez précisément ce qui est inclus dans votre MVP.</w:t>
-      </w:r>
-      <w:r>
-        <w:rPr>
-          <w:lang w:val="fr-CA"/>
-        </w:rPr>
         <w:br/>
       </w:r>
       <w:r>
         <w:rPr>
           <w:lang w:val="fr-CA"/>
         </w:rPr>
-        <w:br/>
-        <w:t>- Cas d’usage principal couvert</w:t>
+        <w:t xml:space="preserve">Le MVP permet de </w:t>
       </w:r>
       <w:r>
         <w:rPr>
           <w:lang w:val="fr-CA"/>
         </w:rPr>
-        <w:br/>
-        <w:t>- Fonctionnalités présentes</w:t>
+        <w:t>créer</w:t>
       </w:r>
       <w:r>
         <w:rPr>
           <w:lang w:val="fr-CA"/>
         </w:rPr>
-        <w:br/>
-        <w:t>- Données persisté</w:t>
+        <w:t xml:space="preserve"> les données pour les bateaux</w:t>
       </w:r>
       <w:r>
         <w:rPr>
           <w:lang w:val="fr-CA"/>
         </w:rPr>
-        <w:t>es</w:t>
+        <w:t>,</w:t>
       </w:r>
       <w:r>
         <w:rPr>
           <w:lang w:val="fr-CA"/>
         </w:rPr>
-        <w:br/>
-        <w:t>- Validations minimales implantées</w:t>
+        <w:t xml:space="preserve"> </w:t>
       </w:r>
       <w:r>
         <w:rPr>
           <w:lang w:val="fr-CA"/>
         </w:rPr>
-        <w:br/>
+        <w:t>courses</w:t>
       </w:r>
       <w:r>
         <w:rPr>
           <w:lang w:val="fr-CA"/>
         </w:rPr>
-        <w:br/>
-        <w:t>Le scope doit être clairement délimité et correspondre à la valeur centrale livrée.</w:t>
+        <w:t xml:space="preserve"> et inscriptions</w:t>
       </w:r>
+      <w:r>
+        <w:rPr>
+          <w:lang w:val="fr-CA"/>
+        </w:rPr>
+        <w:t>.</w:t>
+      </w:r>
+      <w:r>
+        <w:rPr>
+          <w:lang w:val="fr-CA"/>
+        </w:rPr>
+        <w:t xml:space="preserve"> </w:t>
+      </w:r>
+      <w:r>
+        <w:rPr>
+          <w:lang w:val="fr-CA"/>
+        </w:rPr>
+        <w:t xml:space="preserve">Les inscriptions font le lien entre les </w:t>
+      </w:r>
+      <w:r>
+        <w:rPr>
+          <w:lang w:val="fr-CA"/>
+        </w:rPr>
+        <w:t xml:space="preserve">bateaux et les courses sous forme </w:t>
+      </w:r>
+      <w:r>
+        <w:rPr>
+          <w:lang w:val="fr-CA"/>
+        </w:rPr>
+        <w:t>de participations aux courses. Il y a des formulaires pour créer des bateaux, créer et modifier des courses et gérer les participations aux courses. Les formulaires valident les champs</w:t>
+      </w:r>
+      <w:r>
+        <w:rPr>
+          <w:lang w:val="fr-CA"/>
+        </w:rPr>
+        <w:t xml:space="preserve"> ne sont pas vides. </w:t>
+      </w:r>
+      <w:r>
+        <w:rPr>
+          <w:lang w:val="fr-CA"/>
+        </w:rPr>
+        <w:t xml:space="preserve">On peut entrer et voir les résultats des courses. La base de données MongoDB est fonctionnelle et </w:t>
+      </w:r>
+      <w:r>
+        <w:rPr>
+          <w:lang w:val="fr-CA"/>
+        </w:rPr>
+        <w:t>enregistre</w:t>
+      </w:r>
+      <w:r>
+        <w:rPr>
+          <w:lang w:val="fr-CA"/>
+        </w:rPr>
+        <w:t xml:space="preserve"> les données. </w:t>
+      </w:r>
+    </w:p>
+    <w:p>
+      <w:pPr>
+        <w:rPr>
+          <w:lang w:val="fr-CA"/>
+        </w:rPr>
+      </w:pPr>
     </w:p>
     <w:p>
       <w:pPr>
@@ -165,62 +215,33 @@
         <w:rPr>
           <w:lang w:val="fr-CA"/>
         </w:rPr>
-        <w:t>Indiquez explicitement ce qui n’est PAS inclus dans cette version.</w:t>
-      </w:r>
-      <w:r>
-        <w:rPr>
-          <w:lang w:val="fr-CA"/>
-        </w:rPr>
         <w:br/>
       </w:r>
       <w:r>
         <w:rPr>
           <w:lang w:val="fr-CA"/>
         </w:rPr>
-        <w:br/>
-        <w:t>- Fonctionnalités secondaires</w:t>
+        <w:t xml:space="preserve">La gestion de comptes. Il y a des pages pour se connecter et s’inscrire, mais elles ne sont pas fonctionnelles et aucun compte ne peut être </w:t>
       </w:r>
       <w:r>
         <w:rPr>
           <w:lang w:val="fr-CA"/>
         </w:rPr>
-        <w:br/>
-        <w:t>- Optimisations</w:t>
+        <w:t xml:space="preserve">réellement </w:t>
       </w:r>
       <w:r>
         <w:rPr>
           <w:lang w:val="fr-CA"/>
         </w:rPr>
-        <w:br/>
-        <w:t>- Sécurité avancée</w:t>
+        <w:t xml:space="preserve">enregistrer. Il n’y a pas la fonctionnalité d’impression des formulaires. Il n’y pas de gestion approfondie des handicaps et classes de courses et bateaux. Il n’y a pas de calculs de résultats automatique. Il n’y a pas de pagination ou de tri pour faciliter la recherche et améliorer la performance de l’application. Il n’y a pas de sécurité sur notre serveur, nos appels API ne sont pas protégés. Il n’y pas de gestion d’erreurs, seulement des messages d’erreurs simples s’il y a lieu. </w:t>
       </w:r>
-      <w:r>
+    </w:p>
+    <w:p>
+      <w:pPr>
         <w:rPr>
           <w:lang w:val="fr-CA"/>
         </w:rPr>
-        <w:br/>
-        <w:t>- Gestion complète des erreurs</w:t>
-      </w:r>
-      <w:r>
-        <w:rPr>
-          <w:lang w:val="fr-CA"/>
-        </w:rPr>
-        <w:br/>
-        <w:t>- Intégrations externes non essentielles</w:t>
-      </w:r>
-      <w:r>
-        <w:rPr>
-          <w:lang w:val="fr-CA"/>
-        </w:rPr>
-        <w:br/>
-      </w:r>
-      <w:r>
-        <w:rPr>
-          <w:lang w:val="fr-CA"/>
-        </w:rPr>
-        <w:br/>
-        <w:t>Expliquez pourquoi ces éléments sont exclus à cette étape.</w:t>
-      </w:r>
+      </w:pPr>
     </w:p>
     <w:p>
       <w:pPr>
@@ -298,6 +319,20 @@
     </w:p>
     <w:p>
       <w:pPr>
+        <w:rPr>
+          <w:lang w:val="fr-CA"/>
+        </w:rPr>
+      </w:pPr>
+    </w:p>
+    <w:p>
+      <w:pPr>
+        <w:rPr>
+          <w:lang w:val="fr-CA"/>
+        </w:rPr>
+      </w:pPr>
+    </w:p>
+    <w:p>
+      <w:pPr>
         <w:pStyle w:val="Titre2"/>
         <w:rPr>
           <w:lang w:val="fr-CA"/>
@@ -307,6 +342,7 @@
         <w:rPr>
           <w:lang w:val="fr-CA"/>
         </w:rPr>
+        <w:lastRenderedPageBreak/>
         <w:t>4. Limites et prochaines étapes</w:t>
       </w:r>
     </w:p>
@@ -349,19 +385,43 @@
         <w:br/>
         <w:t>- Risques identifiés</w:t>
       </w:r>
+    </w:p>
+    <w:p>
+      <w:pPr>
+        <w:rPr>
+          <w:lang w:val="fr-CA"/>
+        </w:rPr>
+      </w:pPr>
       <w:r>
         <w:rPr>
           <w:lang w:val="fr-CA"/>
         </w:rPr>
-        <w:br/>
+        <w:t xml:space="preserve">Bug fix compliqué car il n’y a pas de gestion d’erreurs, donc ça peut ralentir l’évolution du produit. Risques au niveau de la sécurité car l’application et le serveur ne sont pas protégés. Création d’un gros écosystème de données pour la compagnie impossible car il y a peu de types de données possible (pas de comptes ou éléments secondaires du modèle de données). Facilite peu le travail fait pour les courses car on ne peut pas imprimer ou calculer les résultats. </w:t>
+      </w:r>
+    </w:p>
+    <w:p>
+      <w:pPr>
+        <w:rPr>
+          <w:lang w:val="fr-CA"/>
+        </w:rPr>
+      </w:pPr>
+      <w:r>
+        <w:rPr>
+          <w:lang w:val="fr-CA"/>
+        </w:rPr>
+        <w:t xml:space="preserve">Il faut implémenter le modèle de données complet à l’application pour permettre au client de faire tout ce qui est attendu (calculs, handicaps, formulaires, etc.). </w:t>
       </w:r>
       <w:r>
         <w:rPr>
           <w:lang w:val="fr-CA"/>
         </w:rPr>
-        <w:lastRenderedPageBreak/>
-        <w:br/>
-        <w:t>Proposez les prochaines étapes logiques pour faire évoluer le produit vers une version plus complète.</w:t>
+        <w:t xml:space="preserve">Ajouter la gestion de comptes (authentification) et </w:t>
+      </w:r>
+      <w:r>
+        <w:rPr>
+          <w:lang w:val="fr-CA"/>
+        </w:rPr>
+        <w:t>de la sécurité.</w:t>
       </w:r>
     </w:p>
     <w:sectPr>
@@ -12397,14 +12457,6 @@
 </file>
 
 <file path=customXml/item1.xml><?xml version="1.0" encoding="utf-8"?>
-<p:properties xmlns:p="http://schemas.microsoft.com/office/2006/metadata/properties" xmlns:xsi="http://www.w3.org/2001/XMLSchema-instance" xmlns:pc="http://schemas.microsoft.com/office/infopath/2007/PartnerControls">
-  <documentManagement>
-    <ReferenceId xmlns="58914a97-80a9-4312-8427-8216aff5104f" xsi:nil="true"/>
-  </documentManagement>
-</p:properties>
-</file>
-
-<file path=customXml/item2.xml><?xml version="1.0" encoding="utf-8"?>
 <?mso-contentType ?>
 <FormTemplates xmlns="http://schemas.microsoft.com/sharepoint/v3/contenttype/forms">
   <Display>DocumentLibraryForm</Display>
@@ -12413,7 +12465,19 @@
 </FormTemplates>
 </file>
 
+<file path=customXml/item2.xml><?xml version="1.0" encoding="utf-8"?>
+<p:properties xmlns:p="http://schemas.microsoft.com/office/2006/metadata/properties" xmlns:xsi="http://www.w3.org/2001/XMLSchema-instance" xmlns:pc="http://schemas.microsoft.com/office/infopath/2007/PartnerControls">
+  <documentManagement>
+    <ReferenceId xmlns="58914a97-80a9-4312-8427-8216aff5104f" xsi:nil="true"/>
+  </documentManagement>
+</p:properties>
+</file>
+
 <file path=customXml/item3.xml><?xml version="1.0" encoding="utf-8"?>
+<b:Sources xmlns:b="http://schemas.openxmlformats.org/officeDocument/2006/bibliography" xmlns="http://schemas.openxmlformats.org/officeDocument/2006/bibliography" SelectedStyle="/APA.XSL" StyleName="APA"/>
+</file>
+
+<file path=customXml/item4.xml><?xml version="1.0" encoding="utf-8"?>
 <ct:contentTypeSchema xmlns:ct="http://schemas.microsoft.com/office/2006/metadata/contentType" xmlns:ma="http://schemas.microsoft.com/office/2006/metadata/properties/metaAttributes" ct:_="" ma:_="" ma:contentTypeName="Document" ma:contentTypeID="0x010100DE0DFEAB65B93E4C9A51969E6C8EA979" ma:contentTypeVersion="4" ma:contentTypeDescription="Crée un document." ma:contentTypeScope="" ma:versionID="d6ae60a39aa4a9184a24f87e1d1de576">
   <xsd:schema xmlns:xsd="http://www.w3.org/2001/XMLSchema" xmlns:xs="http://www.w3.org/2001/XMLSchema" xmlns:p="http://schemas.microsoft.com/office/2006/metadata/properties" xmlns:ns2="58914a97-80a9-4312-8427-8216aff5104f" targetNamespace="http://schemas.microsoft.com/office/2006/metadata/properties" ma:root="true" ma:fieldsID="a402ca9776b18f94a58572205b9caeb4" ns2:_="">
     <xsd:import namespace="58914a97-80a9-4312-8427-8216aff5104f"/>
@@ -12557,11 +12621,15 @@
 </ct:contentTypeSchema>
 </file>
 
-<file path=customXml/item4.xml><?xml version="1.0" encoding="utf-8"?>
-<b:Sources xmlns:b="http://schemas.openxmlformats.org/officeDocument/2006/bibliography" xmlns="http://schemas.openxmlformats.org/officeDocument/2006/bibliography" SelectedStyle="/APA.XSL" StyleName="APA"/>
+<file path=customXml/itemProps1.xml><?xml version="1.0" encoding="utf-8"?>
+<ds:datastoreItem xmlns:ds="http://schemas.openxmlformats.org/officeDocument/2006/customXml" ds:itemID="{2BE07A57-CC5F-499A-8153-E27B3A85C012}">
+  <ds:schemaRefs>
+    <ds:schemaRef ds:uri="http://schemas.microsoft.com/sharepoint/v3/contenttype/forms"/>
+  </ds:schemaRefs>
+</ds:datastoreItem>
 </file>
 
-<file path=customXml/itemProps1.xml><?xml version="1.0" encoding="utf-8"?>
+<file path=customXml/itemProps2.xml><?xml version="1.0" encoding="utf-8"?>
 <ds:datastoreItem xmlns:ds="http://schemas.openxmlformats.org/officeDocument/2006/customXml" ds:itemID="{C6939983-A34A-428D-9115-86628A5A6184}">
   <ds:schemaRefs>
     <ds:schemaRef ds:uri="http://schemas.microsoft.com/office/2006/metadata/properties"/>
@@ -12571,15 +12639,15 @@
 </ds:datastoreItem>
 </file>
 
-<file path=customXml/itemProps2.xml><?xml version="1.0" encoding="utf-8"?>
-<ds:datastoreItem xmlns:ds="http://schemas.openxmlformats.org/officeDocument/2006/customXml" ds:itemID="{2BE07A57-CC5F-499A-8153-E27B3A85C012}">
+<file path=customXml/itemProps3.xml><?xml version="1.0" encoding="utf-8"?>
+<ds:datastoreItem xmlns:ds="http://schemas.openxmlformats.org/officeDocument/2006/customXml" ds:itemID="{EF278816-EC6F-A645-907D-7F25AECB1D4A}">
   <ds:schemaRefs>
-    <ds:schemaRef ds:uri="http://schemas.microsoft.com/sharepoint/v3/contenttype/forms"/>
+    <ds:schemaRef ds:uri="http://schemas.openxmlformats.org/officeDocument/2006/bibliography"/>
   </ds:schemaRefs>
 </ds:datastoreItem>
 </file>
 
-<file path=customXml/itemProps3.xml><?xml version="1.0" encoding="utf-8"?>
+<file path=customXml/itemProps4.xml><?xml version="1.0" encoding="utf-8"?>
 <ds:datastoreItem xmlns:ds="http://schemas.openxmlformats.org/officeDocument/2006/customXml" ds:itemID="{6BEC4119-5531-4361-BAD2-DF3783CD787E}">
   <ds:schemaRefs>
     <ds:schemaRef ds:uri="http://schemas.microsoft.com/office/2006/metadata/contentType"/>
@@ -12595,12 +12663,4 @@
     <ds:schemaRef ds:uri="http://schemas.microsoft.com/internal/obd"/>
   </ds:schemaRefs>
 </ds:datastoreItem>
-</file>
-
-<file path=customXml/itemProps4.xml><?xml version="1.0" encoding="utf-8"?>
-<ds:datastoreItem xmlns:ds="http://schemas.openxmlformats.org/officeDocument/2006/customXml" ds:itemID="{EF278816-EC6F-A645-907D-7F25AECB1D4A}">
-  <ds:schemaRefs>
-    <ds:schemaRef ds:uri="http://schemas.openxmlformats.org/officeDocument/2006/bibliography"/>
-  </ds:schemaRefs>
-</ds:datastoreItem>
 </file>
--- a/Documents/TP4_Phase3_MVP.docx
+++ b/Documents/TP4_Phase3_MVP.docx
@@ -269,52 +269,44 @@
         </w:rPr>
         <w:t>Présentez le scénario utilisé pour démontrer le MVP.</w:t>
       </w:r>
+    </w:p>
+    <w:p>
+      <w:pPr>
+        <w:rPr>
+          <w:lang w:val="fr-CA"/>
+        </w:rPr>
+      </w:pPr>
+    </w:p>
+    <w:p>
+      <w:pPr>
+        <w:rPr>
+          <w:lang w:val="fr-CA"/>
+        </w:rPr>
+      </w:pPr>
+    </w:p>
+    <w:p>
+      <w:pPr>
+        <w:rPr>
+          <w:lang w:val="fr-CA"/>
+        </w:rPr>
+      </w:pPr>
       <w:r>
         <w:rPr>
           <w:lang w:val="fr-CA"/>
         </w:rPr>
-        <w:br/>
+        <w:t>L’utilisateur commence sur la page d’accueil. Dans la barre de navigation, il peut créer des bateaux, des courses et inscrire les bateaux aux courses.</w:t>
       </w:r>
       <w:r>
         <w:rPr>
           <w:lang w:val="fr-CA"/>
         </w:rPr>
-        <w:br/>
-        <w:t>- Profil utilisateur</w:t>
+        <w:t xml:space="preserve"> </w:t>
       </w:r>
       <w:r>
         <w:rPr>
           <w:lang w:val="fr-CA"/>
         </w:rPr>
-        <w:br/>
-        <w:t>- Étapes de la démonstration</w:t>
-      </w:r>
-      <w:r>
-        <w:rPr>
-          <w:lang w:val="fr-CA"/>
-        </w:rPr>
-        <w:br/>
-        <w:t>- Données de test utilisées</w:t>
-      </w:r>
-      <w:r>
-        <w:rPr>
-          <w:lang w:val="fr-CA"/>
-        </w:rPr>
-        <w:br/>
-        <w:t>- Résultat attendu</w:t>
-      </w:r>
-      <w:r>
-        <w:rPr>
-          <w:lang w:val="fr-CA"/>
-        </w:rPr>
-        <w:br/>
-      </w:r>
-      <w:r>
-        <w:rPr>
-          <w:lang w:val="fr-CA"/>
-        </w:rPr>
-        <w:br/>
-        <w:t>La démonstration doit être reproductible et permettre de vérifier la valeur livrée.</w:t>
+        <w:t>Les bateaux sont enregistrés dans la base de données, ainsi que les course et les inscriptions.</w:t>
       </w:r>
     </w:p>
     <w:p>
@@ -323,6 +315,12 @@
           <w:lang w:val="fr-CA"/>
         </w:rPr>
       </w:pPr>
+      <w:r>
+        <w:rPr>
+          <w:lang w:val="fr-CA"/>
+        </w:rPr>
+        <w:t> </w:t>
+      </w:r>
     </w:p>
     <w:p>
       <w:pPr>
@@ -1356,7 +1354,6 @@
   <w:style w:type="character" w:default="1" w:styleId="Policepardfaut">
     <w:name w:val="Default Paragraph Font"/>
     <w:uiPriority w:val="1"/>
-    <w:semiHidden/>
     <w:unhideWhenUsed/>
   </w:style>
   <w:style w:type="table" w:default="1" w:styleId="TableauNormal">
